--- a/spa/docx/005.content.docx
+++ b/spa/docx/005.content.docx
@@ -646,7 +646,7 @@
         <w:rPr>
           <w:lang w:val="es_ES" w:bidi="es_ES"/>
         </w:rPr>
-        <w:t>Espada</w:t>
+        <w:t>Especias</w:t>
       </w:r>
       <w:r>
         <w:rPr>
@@ -682,7 +682,7 @@
       <w:r>
         <w:drawing>
           <wp:inline xmlns:a="http://schemas.openxmlformats.org/drawingml/2006/main" xmlns:pic="http://schemas.openxmlformats.org/drawingml/2006/picture">
-            <wp:extent cx="6096000" cy="13109677"/>
+            <wp:extent cx="6096000" cy="4090416"/>
             <wp:docPr id="5" name="Picture 5"/>
             <wp:cNvGraphicFramePr>
               <a:graphicFrameLocks noChangeAspect="1"/>
@@ -703,7 +703,7 @@
                   <pic:spPr>
                     <a:xfrm>
                       <a:off x="0" y="0"/>
-                      <a:ext cx="6096000" cy="13109677"/>
+                      <a:ext cx="6096000" cy="4090416"/>
                     </a:xfrm>
                     <a:prstGeom prst="rect"/>
                   </pic:spPr>
@@ -796,7 +796,7 @@
       <w:r>
         <w:drawing>
           <wp:inline xmlns:a="http://schemas.openxmlformats.org/drawingml/2006/main" xmlns:pic="http://schemas.openxmlformats.org/drawingml/2006/picture">
-            <wp:extent cx="6096000" cy="4572000"/>
+            <wp:extent cx="6096000" cy="4090416"/>
             <wp:docPr id="6" name="Picture 6"/>
             <wp:cNvGraphicFramePr>
               <a:graphicFrameLocks noChangeAspect="1"/>
@@ -817,7 +817,7 @@
                   <pic:spPr>
                     <a:xfrm>
                       <a:off x="0" y="0"/>
-                      <a:ext cx="6096000" cy="4572000"/>
+                      <a:ext cx="6096000" cy="4090416"/>
                     </a:xfrm>
                     <a:prstGeom prst="rect"/>
                   </pic:spPr>
@@ -910,7 +910,7 @@
       <w:r>
         <w:drawing>
           <wp:inline xmlns:a="http://schemas.openxmlformats.org/drawingml/2006/main" xmlns:pic="http://schemas.openxmlformats.org/drawingml/2006/picture">
-            <wp:extent cx="6096000" cy="4572000"/>
+            <wp:extent cx="6096000" cy="4090416"/>
             <wp:docPr id="7" name="Picture 7"/>
             <wp:cNvGraphicFramePr>
               <a:graphicFrameLocks noChangeAspect="1"/>
@@ -931,7 +931,7 @@
                   <pic:spPr>
                     <a:xfrm>
                       <a:off x="0" y="0"/>
-                      <a:ext cx="6096000" cy="4572000"/>
+                      <a:ext cx="6096000" cy="4090416"/>
                     </a:xfrm>
                     <a:prstGeom prst="rect"/>
                   </pic:spPr>
@@ -988,7 +988,7 @@
         <w:rPr>
           <w:lang w:val="es_ES" w:bidi="es_ES"/>
         </w:rPr>
-        <w:t>Especias</w:t>
+        <w:t>Esponja con vino en un palo</w:t>
       </w:r>
       <w:r>
         <w:rPr>
@@ -1024,7 +1024,7 @@
       <w:r>
         <w:drawing>
           <wp:inline xmlns:a="http://schemas.openxmlformats.org/drawingml/2006/main" xmlns:pic="http://schemas.openxmlformats.org/drawingml/2006/picture">
-            <wp:extent cx="6096000" cy="4090416"/>
+            <wp:extent cx="6096000" cy="3432048"/>
             <wp:docPr id="8" name="Picture 8"/>
             <wp:cNvGraphicFramePr>
               <a:graphicFrameLocks noChangeAspect="1"/>
@@ -1045,7 +1045,7 @@
                   <pic:spPr>
                     <a:xfrm>
                       <a:off x="0" y="0"/>
-                      <a:ext cx="6096000" cy="4090416"/>
+                      <a:ext cx="6096000" cy="3432048"/>
                     </a:xfrm>
                     <a:prstGeom prst="rect"/>
                   </pic:spPr>
@@ -1102,7 +1102,7 @@
         <w:rPr>
           <w:lang w:val="es_ES" w:bidi="es_ES"/>
         </w:rPr>
-        <w:t>Especias</w:t>
+        <w:t>Esponja con vino en un palo</w:t>
       </w:r>
       <w:r>
         <w:rPr>
@@ -1138,7 +1138,7 @@
       <w:r>
         <w:drawing>
           <wp:inline xmlns:a="http://schemas.openxmlformats.org/drawingml/2006/main" xmlns:pic="http://schemas.openxmlformats.org/drawingml/2006/picture">
-            <wp:extent cx="6096000" cy="4090416"/>
+            <wp:extent cx="6096000" cy="3432048"/>
             <wp:docPr id="9" name="Picture 9"/>
             <wp:cNvGraphicFramePr>
               <a:graphicFrameLocks noChangeAspect="1"/>
@@ -1159,7 +1159,7 @@
                   <pic:spPr>
                     <a:xfrm>
                       <a:off x="0" y="0"/>
-                      <a:ext cx="6096000" cy="4090416"/>
+                      <a:ext cx="6096000" cy="3432048"/>
                     </a:xfrm>
                     <a:prstGeom prst="rect"/>
                   </pic:spPr>
@@ -1216,7 +1216,7 @@
         <w:rPr>
           <w:lang w:val="es_ES" w:bidi="es_ES"/>
         </w:rPr>
-        <w:t>Especias</w:t>
+        <w:t>Esterilla para dormir</w:t>
       </w:r>
       <w:r>
         <w:rPr>
@@ -1252,7 +1252,7 @@
       <w:r>
         <w:drawing>
           <wp:inline xmlns:a="http://schemas.openxmlformats.org/drawingml/2006/main" xmlns:pic="http://schemas.openxmlformats.org/drawingml/2006/picture">
-            <wp:extent cx="6096000" cy="4090416"/>
+            <wp:extent cx="6096000" cy="4175760"/>
             <wp:docPr id="10" name="Picture 10"/>
             <wp:cNvGraphicFramePr>
               <a:graphicFrameLocks noChangeAspect="1"/>
@@ -1273,7 +1273,7 @@
                   <pic:spPr>
                     <a:xfrm>
                       <a:off x="0" y="0"/>
-                      <a:ext cx="6096000" cy="4090416"/>
+                      <a:ext cx="6096000" cy="4175760"/>
                     </a:xfrm>
                     <a:prstGeom prst="rect"/>
                   </pic:spPr>
@@ -1330,7 +1330,7 @@
         <w:rPr>
           <w:lang w:val="es_ES" w:bidi="es_ES"/>
         </w:rPr>
-        <w:t>Esponja con vino en un palo</w:t>
+        <w:t>Esterilla para dormir</w:t>
       </w:r>
       <w:r>
         <w:rPr>
@@ -1366,7 +1366,7 @@
       <w:r>
         <w:drawing>
           <wp:inline xmlns:a="http://schemas.openxmlformats.org/drawingml/2006/main" xmlns:pic="http://schemas.openxmlformats.org/drawingml/2006/picture">
-            <wp:extent cx="6096000" cy="3432048"/>
+            <wp:extent cx="6096000" cy="4066032"/>
             <wp:docPr id="11" name="Picture 11"/>
             <wp:cNvGraphicFramePr>
               <a:graphicFrameLocks noChangeAspect="1"/>
@@ -1387,7 +1387,7 @@
                   <pic:spPr>
                     <a:xfrm>
                       <a:off x="0" y="0"/>
-                      <a:ext cx="6096000" cy="3432048"/>
+                      <a:ext cx="6096000" cy="4066032"/>
                     </a:xfrm>
                     <a:prstGeom prst="rect"/>
                   </pic:spPr>
@@ -1444,7 +1444,7 @@
         <w:rPr>
           <w:lang w:val="es_ES" w:bidi="es_ES"/>
         </w:rPr>
-        <w:t>Esponja con vino en un palo</w:t>
+        <w:t>Etapas del crecimiento del trigo</w:t>
       </w:r>
       <w:r>
         <w:rPr>
@@ -1480,7 +1480,7 @@
       <w:r>
         <w:drawing>
           <wp:inline xmlns:a="http://schemas.openxmlformats.org/drawingml/2006/main" xmlns:pic="http://schemas.openxmlformats.org/drawingml/2006/picture">
-            <wp:extent cx="6096000" cy="3432048"/>
+            <wp:extent cx="6096000" cy="6096000"/>
             <wp:docPr id="12" name="Picture 12"/>
             <wp:cNvGraphicFramePr>
               <a:graphicFrameLocks noChangeAspect="1"/>
@@ -1501,348 +1501,6 @@
                   <pic:spPr>
                     <a:xfrm>
                       <a:off x="0" y="0"/>
-                      <a:ext cx="6096000" cy="3432048"/>
-                    </a:xfrm>
-                    <a:prstGeom prst="rect"/>
-                  </pic:spPr>
-                </pic:pic>
-              </a:graphicData>
-            </a:graphic>
-          </wp:inline>
-        </w:drawing>
-      </w:r>
-    </w:p>
-    <w:p>
-      <w:pPr/>
-      <w:r>
-        <w:rPr>
-          <w:lang w:val="es_ES" w:bidi="es_ES"/>
-        </w:rPr>
-      </w:r>
-      <w:hyperlink r:id="rId36">
-        <w:r>
-          <w:rPr>
-            <w:lang w:val="es_ES" w:bidi="es_ES"/>
-          </w:rPr>
-          <w:rPr>
-            <w:color w:val="0000EE"/>
-            <w:u w:val="single"/>
-          </w:rPr>
-          <w:t>link</w:t>
-        </w:r>
-      </w:hyperlink>
-      <w:r>
-        <w:rPr>
-          <w:lang w:val="es_ES" w:bidi="es_ES"/>
-        </w:rPr>
-      </w:r>
-      <w:r>
-        <w:rPr>
-          <w:lang w:val="es_ES" w:bidi="es_ES"/>
-        </w:rPr>
-      </w:r>
-    </w:p>
-    <w:p>
-      <w:pPr/>
-      <w:r>
-        <w:rPr>
-          <w:lang w:val="es_ES" w:bidi="es_ES"/>
-        </w:rPr>
-      </w:r>
-    </w:p>
-    <w:p>
-      <w:pPr>
-        <w:pStyle w:val="Heading2"/>
-      </w:pPr>
-      <w:r>
-        <w:rPr>
-          <w:lang w:val="es_ES" w:bidi="es_ES"/>
-        </w:rPr>
-        <w:t>Esterilla para dormir</w:t>
-      </w:r>
-      <w:r>
-        <w:rPr>
-          <w:lang w:val="es_ES" w:bidi="es_ES"/>
-        </w:rPr>
-      </w:r>
-    </w:p>
-    <w:p>
-      <w:pPr>
-        <w:pStyle w:val="Heading4"/>
-      </w:pPr>
-      <w:r>
-        <w:rPr>
-          <w:lang w:val="es_ES" w:bidi="es_ES"/>
-        </w:rPr>
-        <w:t>Image Content</w:t>
-      </w:r>
-      <w:r>
-        <w:rPr>
-          <w:lang w:val="es_ES" w:bidi="es_ES"/>
-        </w:rPr>
-      </w:r>
-    </w:p>
-    <w:p>
-      <w:pPr/>
-      <w:r>
-        <w:rPr>
-          <w:lang w:val="es_ES" w:bidi="es_ES"/>
-        </w:rPr>
-      </w:r>
-    </w:p>
-    <w:p>
-      <w:r>
-        <w:drawing>
-          <wp:inline xmlns:a="http://schemas.openxmlformats.org/drawingml/2006/main" xmlns:pic="http://schemas.openxmlformats.org/drawingml/2006/picture">
-            <wp:extent cx="6096000" cy="4175760"/>
-            <wp:docPr id="13" name="Picture 13"/>
-            <wp:cNvGraphicFramePr>
-              <a:graphicFrameLocks noChangeAspect="1"/>
-            </wp:cNvGraphicFramePr>
-            <a:graphic>
-              <a:graphicData uri="http://schemas.openxmlformats.org/drawingml/2006/picture">
-                <pic:pic>
-                  <pic:nvPicPr>
-                    <pic:cNvPr id="0" name="image.jpg"/>
-                    <pic:cNvPicPr/>
-                  </pic:nvPicPr>
-                  <pic:blipFill>
-                    <a:blip r:embed="rId37"/>
-                    <a:stretch>
-                      <a:fillRect/>
-                    </a:stretch>
-                  </pic:blipFill>
-                  <pic:spPr>
-                    <a:xfrm>
-                      <a:off x="0" y="0"/>
-                      <a:ext cx="6096000" cy="4175760"/>
-                    </a:xfrm>
-                    <a:prstGeom prst="rect"/>
-                  </pic:spPr>
-                </pic:pic>
-              </a:graphicData>
-            </a:graphic>
-          </wp:inline>
-        </w:drawing>
-      </w:r>
-    </w:p>
-    <w:p>
-      <w:pPr/>
-      <w:r>
-        <w:rPr>
-          <w:lang w:val="es_ES" w:bidi="es_ES"/>
-        </w:rPr>
-      </w:r>
-      <w:hyperlink r:id="rId38">
-        <w:r>
-          <w:rPr>
-            <w:lang w:val="es_ES" w:bidi="es_ES"/>
-          </w:rPr>
-          <w:rPr>
-            <w:color w:val="0000EE"/>
-            <w:u w:val="single"/>
-          </w:rPr>
-          <w:t>link</w:t>
-        </w:r>
-      </w:hyperlink>
-      <w:r>
-        <w:rPr>
-          <w:lang w:val="es_ES" w:bidi="es_ES"/>
-        </w:rPr>
-      </w:r>
-      <w:r>
-        <w:rPr>
-          <w:lang w:val="es_ES" w:bidi="es_ES"/>
-        </w:rPr>
-      </w:r>
-    </w:p>
-    <w:p>
-      <w:pPr/>
-      <w:r>
-        <w:rPr>
-          <w:lang w:val="es_ES" w:bidi="es_ES"/>
-        </w:rPr>
-      </w:r>
-    </w:p>
-    <w:p>
-      <w:pPr>
-        <w:pStyle w:val="Heading2"/>
-      </w:pPr>
-      <w:r>
-        <w:rPr>
-          <w:lang w:val="es_ES" w:bidi="es_ES"/>
-        </w:rPr>
-        <w:t>Esterilla para dormir</w:t>
-      </w:r>
-      <w:r>
-        <w:rPr>
-          <w:lang w:val="es_ES" w:bidi="es_ES"/>
-        </w:rPr>
-      </w:r>
-    </w:p>
-    <w:p>
-      <w:pPr>
-        <w:pStyle w:val="Heading4"/>
-      </w:pPr>
-      <w:r>
-        <w:rPr>
-          <w:lang w:val="es_ES" w:bidi="es_ES"/>
-        </w:rPr>
-        <w:t>Image Content</w:t>
-      </w:r>
-      <w:r>
-        <w:rPr>
-          <w:lang w:val="es_ES" w:bidi="es_ES"/>
-        </w:rPr>
-      </w:r>
-    </w:p>
-    <w:p>
-      <w:pPr/>
-      <w:r>
-        <w:rPr>
-          <w:lang w:val="es_ES" w:bidi="es_ES"/>
-        </w:rPr>
-      </w:r>
-    </w:p>
-    <w:p>
-      <w:r>
-        <w:drawing>
-          <wp:inline xmlns:a="http://schemas.openxmlformats.org/drawingml/2006/main" xmlns:pic="http://schemas.openxmlformats.org/drawingml/2006/picture">
-            <wp:extent cx="6096000" cy="4066032"/>
-            <wp:docPr id="14" name="Picture 14"/>
-            <wp:cNvGraphicFramePr>
-              <a:graphicFrameLocks noChangeAspect="1"/>
-            </wp:cNvGraphicFramePr>
-            <a:graphic>
-              <a:graphicData uri="http://schemas.openxmlformats.org/drawingml/2006/picture">
-                <pic:pic>
-                  <pic:nvPicPr>
-                    <pic:cNvPr id="0" name="image.jpg"/>
-                    <pic:cNvPicPr/>
-                  </pic:nvPicPr>
-                  <pic:blipFill>
-                    <a:blip r:embed="rId39"/>
-                    <a:stretch>
-                      <a:fillRect/>
-                    </a:stretch>
-                  </pic:blipFill>
-                  <pic:spPr>
-                    <a:xfrm>
-                      <a:off x="0" y="0"/>
-                      <a:ext cx="6096000" cy="4066032"/>
-                    </a:xfrm>
-                    <a:prstGeom prst="rect"/>
-                  </pic:spPr>
-                </pic:pic>
-              </a:graphicData>
-            </a:graphic>
-          </wp:inline>
-        </w:drawing>
-      </w:r>
-    </w:p>
-    <w:p>
-      <w:pPr/>
-      <w:r>
-        <w:rPr>
-          <w:lang w:val="es_ES" w:bidi="es_ES"/>
-        </w:rPr>
-      </w:r>
-      <w:hyperlink r:id="rId40">
-        <w:r>
-          <w:rPr>
-            <w:lang w:val="es_ES" w:bidi="es_ES"/>
-          </w:rPr>
-          <w:rPr>
-            <w:color w:val="0000EE"/>
-            <w:u w:val="single"/>
-          </w:rPr>
-          <w:t>link</w:t>
-        </w:r>
-      </w:hyperlink>
-      <w:r>
-        <w:rPr>
-          <w:lang w:val="es_ES" w:bidi="es_ES"/>
-        </w:rPr>
-      </w:r>
-      <w:r>
-        <w:rPr>
-          <w:lang w:val="es_ES" w:bidi="es_ES"/>
-        </w:rPr>
-      </w:r>
-    </w:p>
-    <w:p>
-      <w:pPr/>
-      <w:r>
-        <w:rPr>
-          <w:lang w:val="es_ES" w:bidi="es_ES"/>
-        </w:rPr>
-      </w:r>
-    </w:p>
-    <w:p>
-      <w:pPr>
-        <w:pStyle w:val="Heading2"/>
-      </w:pPr>
-      <w:r>
-        <w:rPr>
-          <w:lang w:val="es_ES" w:bidi="es_ES"/>
-        </w:rPr>
-        <w:t>Etapas del crecimiento del trigo</w:t>
-      </w:r>
-      <w:r>
-        <w:rPr>
-          <w:lang w:val="es_ES" w:bidi="es_ES"/>
-        </w:rPr>
-      </w:r>
-    </w:p>
-    <w:p>
-      <w:pPr>
-        <w:pStyle w:val="Heading4"/>
-      </w:pPr>
-      <w:r>
-        <w:rPr>
-          <w:lang w:val="es_ES" w:bidi="es_ES"/>
-        </w:rPr>
-        <w:t>Image Content</w:t>
-      </w:r>
-      <w:r>
-        <w:rPr>
-          <w:lang w:val="es_ES" w:bidi="es_ES"/>
-        </w:rPr>
-      </w:r>
-    </w:p>
-    <w:p>
-      <w:pPr/>
-      <w:r>
-        <w:rPr>
-          <w:lang w:val="es_ES" w:bidi="es_ES"/>
-        </w:rPr>
-      </w:r>
-    </w:p>
-    <w:p>
-      <w:r>
-        <w:drawing>
-          <wp:inline xmlns:a="http://schemas.openxmlformats.org/drawingml/2006/main" xmlns:pic="http://schemas.openxmlformats.org/drawingml/2006/picture">
-            <wp:extent cx="6096000" cy="6096000"/>
-            <wp:docPr id="15" name="Picture 15"/>
-            <wp:cNvGraphicFramePr>
-              <a:graphicFrameLocks noChangeAspect="1"/>
-            </wp:cNvGraphicFramePr>
-            <a:graphic>
-              <a:graphicData uri="http://schemas.openxmlformats.org/drawingml/2006/picture">
-                <pic:pic>
-                  <pic:nvPicPr>
-                    <pic:cNvPr id="0" name="image.jpg"/>
-                    <pic:cNvPicPr/>
-                  </pic:nvPicPr>
-                  <pic:blipFill>
-                    <a:blip r:embed="rId41"/>
-                    <a:stretch>
-                      <a:fillRect/>
-                    </a:stretch>
-                  </pic:blipFill>
-                  <pic:spPr>
-                    <a:xfrm>
-                      <a:off x="0" y="0"/>
                       <a:ext cx="6096000" cy="6096000"/>
                     </a:xfrm>
                     <a:prstGeom prst="rect"/>
@@ -1861,7 +1519,7 @@
           <w:lang w:val="es_ES" w:bidi="es_ES"/>
         </w:rPr>
       </w:r>
-      <w:hyperlink r:id="rId42">
+      <w:hyperlink r:id="rId36">
         <w:r>
           <w:rPr>
             <w:lang w:val="es_ES" w:bidi="es_ES"/>
